--- a/docs/Claude_Skills_README.docx
+++ b/docs/Claude_Skills_README.docx
@@ -26,7 +26,7 @@
           <w:color w:val="000000"/>
           <w:sz w:val="20"/>
         </w:rPr>
-        <w:t>33 skills across 8 groups | 1 orchestration entry point | 5 functional layers | 2 pipelines | June 2026</w:t>
+        <w:t>33 skills across 8 groups | 1 orchestration entry point | 5 functional layers | 3 pipelines | June 2026</w:t>
       </w:r>
     </w:p>
     <w:tbl>
@@ -1408,6 +1408,105 @@
                 <w:color w:val="000000"/>
                 <w:sz w:val="16"/>
               </w:rPr>
+              <w:t>new-deal-pipeline</w:t>
+            </w:r>
+          </w:p>
+        </w:tc>
+        <w:tc>
+          <w:tcPr>
+            <w:tcW w:type="dxa" w:w="4200"/>
+            <w:tcBorders>
+              <w:top w:val="single" w:sz="4" w:space="0" w:color="DDDDDD"/>
+              <w:left w:val="single" w:sz="4" w:space="0" w:color="DDDDDD"/>
+              <w:bottom w:val="single" w:sz="4" w:space="0" w:color="DDDDDD"/>
+              <w:right w:val="single" w:sz="4" w:space="0" w:color="DDDDDD"/>
+            </w:tcBorders>
+            <w:tcMar>
+              <w:top w:w="80" w:type="dxa"/>
+              <w:left w:w="120" w:type="dxa"/>
+              <w:bottom w:w="80" w:type="dxa"/>
+              <w:right w:w="120" w:type="dxa"/>
+            </w:tcMar>
+            <w:vAlign w:val="center"/>
+          </w:tcPr>
+          <w:p>
+            <w:pPr>
+              <w:spacing w:after="0"/>
+            </w:pPr>
+            <w:r>
+              <w:rPr>
+                <w:rFonts w:ascii="Wix Madefor Display" w:hAnsi="Wix Madefor Display" w:eastAsia="Wix Madefor Display"/>
+                <w:b w:val="0"/>
+                <w:color w:val="000000"/>
+                <w:sz w:val="16"/>
+              </w:rPr>
+              <w:t>Full new deal pack requiring market research, competitive assessment, and IC memo.</w:t>
+            </w:r>
+          </w:p>
+        </w:tc>
+        <w:tc>
+          <w:tcPr>
+            <w:tcW w:type="dxa" w:w="4000"/>
+            <w:tcBorders>
+              <w:top w:val="single" w:sz="4" w:space="0" w:color="DDDDDD"/>
+              <w:left w:val="single" w:sz="4" w:space="0" w:color="DDDDDD"/>
+              <w:bottom w:val="single" w:sz="4" w:space="0" w:color="DDDDDD"/>
+              <w:right w:val="single" w:sz="4" w:space="0" w:color="DDDDDD"/>
+            </w:tcBorders>
+            <w:tcMar>
+              <w:top w:w="80" w:type="dxa"/>
+              <w:left w:w="120" w:type="dxa"/>
+              <w:bottom w:w="80" w:type="dxa"/>
+              <w:right w:w="120" w:type="dxa"/>
+            </w:tcMar>
+            <w:vAlign w:val="center"/>
+          </w:tcPr>
+          <w:p>
+            <w:pPr>
+              <w:spacing w:after="0"/>
+            </w:pPr>
+            <w:r>
+              <w:rPr>
+                <w:rFonts w:ascii="Wix Madefor Display" w:hAnsi="Wix Madefor Display" w:eastAsia="Wix Madefor Display"/>
+                <w:b w:val="0"/>
+                <w:color w:val="000000"/>
+                <w:sz w:val="16"/>
+              </w:rPr>
+              <w:t>Three DOCX outputs, shared evidence registers, cross-output QA.</w:t>
+            </w:r>
+          </w:p>
+        </w:tc>
+      </w:tr>
+      <w:tr>
+        <w:tc>
+          <w:tcPr>
+            <w:tcW w:type="dxa" w:w="2600"/>
+            <w:tcBorders>
+              <w:top w:val="single" w:sz="4" w:space="0" w:color="DDDDDD"/>
+              <w:left w:val="single" w:sz="4" w:space="0" w:color="DDDDDD"/>
+              <w:bottom w:val="single" w:sz="4" w:space="0" w:color="DDDDDD"/>
+              <w:right w:val="single" w:sz="4" w:space="0" w:color="DDDDDD"/>
+            </w:tcBorders>
+            <w:tcMar>
+              <w:top w:w="80" w:type="dxa"/>
+              <w:left w:w="120" w:type="dxa"/>
+              <w:bottom w:w="80" w:type="dxa"/>
+              <w:right w:w="120" w:type="dxa"/>
+            </w:tcMar>
+            <w:shd w:fill="F5F8FF"/>
+            <w:vAlign w:val="center"/>
+          </w:tcPr>
+          <w:p>
+            <w:pPr>
+              <w:spacing w:after="0"/>
+            </w:pPr>
+            <w:r>
+              <w:rPr>
+                <w:rFonts w:ascii="Wix Madefor Display" w:hAnsi="Wix Madefor Display" w:eastAsia="Wix Madefor Display"/>
+                <w:b w:val="0"/>
+                <w:color w:val="000000"/>
+                <w:sz w:val="16"/>
+              </w:rPr>
               <w:t>ic-memo-pipeline</w:t>
             </w:r>
           </w:p>
@@ -1427,6 +1526,7 @@
               <w:bottom w:w="80" w:type="dxa"/>
               <w:right w:w="120" w:type="dxa"/>
             </w:tcMar>
+            <w:shd w:fill="F5F8FF"/>
             <w:vAlign w:val="center"/>
           </w:tcPr>
           <w:p>
@@ -1459,6 +1559,7 @@
               <w:bottom w:w="80" w:type="dxa"/>
               <w:right w:w="120" w:type="dxa"/>
             </w:tcMar>
+            <w:shd w:fill="F5F8FF"/>
             <w:vAlign w:val="center"/>
           </w:tcPr>
           <w:p>
@@ -1493,7 +1594,6 @@
               <w:bottom w:w="80" w:type="dxa"/>
               <w:right w:w="120" w:type="dxa"/>
             </w:tcMar>
-            <w:shd w:fill="F5F8FF"/>
             <w:vAlign w:val="center"/>
           </w:tcPr>
           <w:p>
@@ -1526,7 +1626,6 @@
               <w:bottom w:w="80" w:type="dxa"/>
               <w:right w:w="120" w:type="dxa"/>
             </w:tcMar>
-            <w:shd w:fill="F5F8FF"/>
             <w:vAlign w:val="center"/>
           </w:tcPr>
           <w:p>
@@ -1559,7 +1658,6 @@
               <w:bottom w:w="80" w:type="dxa"/>
               <w:right w:w="120" w:type="dxa"/>
             </w:tcMar>
-            <w:shd w:fill="F5F8FF"/>
             <w:vAlign w:val="center"/>
           </w:tcPr>
           <w:p>
@@ -3885,6 +3983,74 @@
           </w:p>
         </w:tc>
       </w:tr>
+      <w:tr>
+        <w:tc>
+          <w:tcPr>
+            <w:tcW w:type="dxa" w:w="4200"/>
+            <w:tcBorders>
+              <w:top w:val="single" w:sz="4" w:space="0" w:color="DDDDDD"/>
+              <w:left w:val="single" w:sz="4" w:space="0" w:color="DDDDDD"/>
+              <w:bottom w:val="single" w:sz="4" w:space="0" w:color="DDDDDD"/>
+              <w:right w:val="single" w:sz="4" w:space="0" w:color="DDDDDD"/>
+            </w:tcBorders>
+            <w:tcMar>
+              <w:top w:w="80" w:type="dxa"/>
+              <w:left w:w="120" w:type="dxa"/>
+              <w:bottom w:w="80" w:type="dxa"/>
+              <w:right w:w="120" w:type="dxa"/>
+            </w:tcMar>
+            <w:shd w:fill="F5F8FF"/>
+            <w:vAlign w:val="center"/>
+          </w:tcPr>
+          <w:p>
+            <w:pPr>
+              <w:spacing w:after="0"/>
+            </w:pPr>
+            <w:r>
+              <w:rPr>
+                <w:rFonts w:ascii="Wix Madefor Display" w:hAnsi="Wix Madefor Display" w:eastAsia="Wix Madefor Display"/>
+                <w:b w:val="0"/>
+                <w:color w:val="000000"/>
+                <w:sz w:val="16"/>
+              </w:rPr>
+              <w:t>new-deal-pipeline/quality-contract.md</w:t>
+            </w:r>
+          </w:p>
+        </w:tc>
+        <w:tc>
+          <w:tcPr>
+            <w:tcW w:type="dxa" w:w="6600"/>
+            <w:tcBorders>
+              <w:top w:val="single" w:sz="4" w:space="0" w:color="DDDDDD"/>
+              <w:left w:val="single" w:sz="4" w:space="0" w:color="DDDDDD"/>
+              <w:bottom w:val="single" w:sz="4" w:space="0" w:color="DDDDDD"/>
+              <w:right w:val="single" w:sz="4" w:space="0" w:color="DDDDDD"/>
+            </w:tcBorders>
+            <w:tcMar>
+              <w:top w:w="80" w:type="dxa"/>
+              <w:left w:w="120" w:type="dxa"/>
+              <w:bottom w:w="80" w:type="dxa"/>
+              <w:right w:w="120" w:type="dxa"/>
+            </w:tcMar>
+            <w:shd w:fill="F5F8FF"/>
+            <w:vAlign w:val="center"/>
+          </w:tcPr>
+          <w:p>
+            <w:pPr>
+              <w:spacing w:after="0"/>
+            </w:pPr>
+            <w:r>
+              <w:rPr>
+                <w:rFonts w:ascii="Wix Madefor Display" w:hAnsi="Wix Madefor Display" w:eastAsia="Wix Madefor Display"/>
+                <w:b w:val="0"/>
+                <w:color w:val="000000"/>
+                <w:sz w:val="16"/>
+              </w:rPr>
+              <w:t>Mandatory evidence, MECE, source, arithmetic, and anti-hyperbole gate for full deal packs.</w:t>
+            </w:r>
+          </w:p>
+        </w:tc>
+      </w:tr>
     </w:tbl>
     <w:p/>
     <w:sectPr>
